--- a/materialien/_Muster/DD_Muster_AB.docx
+++ b/materialien/_Muster/DD_Muster_AB.docx
@@ -1260,7 +1260,7 @@
               <w:pStyle w:val="DDTabellentext"/>
             </w:pPr>
             <w:r>
-              <w:t>Beschrifte im Ausschnitt aus Beweisstück 1 je ein Beispiel für Tabelle, Datensatz, Attribut und Attributwert.</w:t>
+              <w:t>Gib im Ausschnitt aus Beweisstück 1 je ein Beispiel für Tabelle, Datensatz, Attribut und Attributwert an.</w:t>
             </w:r>
           </w:p>
           <w:p>
@@ -1398,7 +1398,7 @@
               <w:pStyle w:val="DDTabellentext"/>
             </w:pPr>
             <w:r>
-              <w:t xml:space="preserve">Entscheide begründet, ob </w:t>
+              <w:t xml:space="preserve">Beurteile, ob </w:t>
             </w:r>
             <w:r>
               <w:rPr>
@@ -1805,7 +1805,7 @@
               <w:pStyle w:val="DDTabellentext"/>
             </w:pPr>
             <w:r>
-              <w:t>Notiere eine Abfrage: alle Fundsachen aus dem Stadtteil Lindenhof mit Bezeichnung und Funddatum, die neuesten zuerst.</w:t>
+              <w:t>Entwirf eine Abfrage: alle Fundsachen aus dem Stadtteil Lindenhof mit Bezeichnung und Funddatum, die neuesten zuerst.</w:t>
             </w:r>
           </w:p>
           <w:p>
@@ -1966,7 +1966,7 @@
               <w:pStyle w:val="DDTabellentext"/>
             </w:pPr>
             <w:r>
-              <w:t>Alle Schlüssel mit einem Wert über 20 €, aber nicht aus dem Hafenviertel – sortiert nach Wert absteigend. Prüfe deine Abfrage in der Konsole.</w:t>
+              <w:t>Alle Schlüssel mit einem Wert über 20 €, aber nicht aus dem Hafenviertel – sortiert nach Wert absteigend. Teste deine Abfrage in der Konsole.</w:t>
             </w:r>
           </w:p>
         </w:tc>
@@ -2244,7 +2244,7 @@
               <w:pStyle w:val="DDTabellentext"/>
             </w:pPr>
             <w:r>
-              <w:t>Welche Bedingungen bräuchtest du, um Finder-Einträge zu finden, die keine Personennamen sind? Notiere Ideen – in DS 2 bekommst du das passende Werkzeug.</w:t>
+              <w:t>Welche Bedingungen bräuchtest du, um Finder-Einträge zu finden, die keine Personennamen sind? Beschreibe erste Ideen – in DS 2 bekommst du das passende Werkzeug.</w:t>
             </w:r>
           </w:p>
           <w:p>
